--- a/assets/resumes/DA/bheshajaa_p_resume.docx
+++ b/assets/resumes/DA/bheshajaa_p_resume.docx
@@ -232,9 +232,36 @@
         </w:rPr>
         <w:t xml:space="preserve"> </w:t>
       </w:r>
-      <w:r>
-        <w:t>https://github.com/Bheshajaa</w:t>
-      </w:r>
+      <w:hyperlink r:id="rId7" w:history="1">
+        <w:r>
+          <w:rPr>
+            <w:rStyle w:val="Hyperlink"/>
+            <w:color w:val="auto"/>
+            <w:u w:val="none"/>
+          </w:rPr>
+          <w:t>https://github.com/Bheshajaa</w:t>
+        </w:r>
+      </w:hyperlink>
+      <w:r>
+        <w:t xml:space="preserve">                                      </w:t>
+      </w:r>
+      <w:r>
+        <w:rPr>
+          <w:b/>
+          <w:bCs/>
+        </w:rPr>
+        <w:t xml:space="preserve">Portfolio: </w:t>
+      </w:r>
+      <w:hyperlink r:id="rId8" w:history="1">
+        <w:r>
+          <w:rPr>
+            <w:rStyle w:val="Hyperlink"/>
+            <w:color w:val="auto"/>
+            <w:u w:val="none"/>
+          </w:rPr>
+          <w:t>https://bheshajaa.github.io/Bheshajaa_P.github.io/</w:t>
+        </w:r>
+      </w:hyperlink>
     </w:p>
     <w:p>
       <w:pPr>
